--- a/worksheets/docx/ws16_reporting-decision.docx
+++ b/worksheets/docx/ws16_reporting-decision.docx
@@ -1525,7 +1525,7 @@
         <w:sz w:val="16"/>
         <w:szCs w:val="16"/>
       </w:rPr>
-      <w:t xml:space="preserve"> (H. Selim). Educational template; adapt to your organization's procedures.</w:t>
+      <w:t xml:space="preserve"> (H. Selim). Educational template; adapt to your organization's procedures. CC BY-NC 4.0: non-commercial use with credit.</w:t>
     </w:r>
   </w:p>
   <w:p>
